--- a/docs/commission-user-guide.docx
+++ b/docs/commission-user-guide.docx
@@ -959,6 +959,271 @@
           <w:rFonts w:ascii="TH Sarabun New" w:cs="TH Sarabun New" w:eastAsia="TH Sarabun New" w:hAnsi="TH Sarabun New"/>
         </w:rPr>
         <w:t xml:space="preserve">กดปุ่มบันทึกบันได Rank แล้วทำซ้ำกับอีกหมวด</w:t>
+      </w:r>
+    </w:p>
+    <w:p>
+      <w:pPr>
+        <w:spacing w:after="100"/>
+      </w:pPr>
+      <w:r>
+        <w:rPr>
+          <w:b w:val="false"/>
+          <w:bCs w:val="false"/>
+          <w:sz w:val="28"/>
+          <w:szCs w:val="28"/>
+          <w:rFonts w:ascii="TH Sarabun New" w:cs="TH Sarabun New" w:eastAsia="TH Sarabun New" w:hAnsi="TH Sarabun New"/>
+        </w:rPr>
+        <w:t xml:space="preserve">ช่องเกณฑ์ขั้นต่ำ เอาค่าอะไรมาคิด และกรอกอย่างไร</w:t>
+      </w:r>
+    </w:p>
+    <w:p>
+      <w:pPr>
+        <w:pStyle w:val="ListParagraph"/>
+        <w:numPr>
+          <w:ilvl w:val="0"/>
+          <w:numId w:val="1"/>
+        </w:numPr>
+        <w:spacing w:after="40"/>
+      </w:pPr>
+      <w:r>
+        <w:rPr>
+          <w:b w:val="false"/>
+          <w:bCs w:val="false"/>
+          <w:sz w:val="28"/>
+          <w:szCs w:val="28"/>
+          <w:rFonts w:ascii="TH Sarabun New" w:cs="TH Sarabun New" w:eastAsia="TH Sarabun New" w:hAnsi="TH Sarabun New"/>
+        </w:rPr>
+        <w:t xml:space="preserve">ช่องเกณฑ์ขั้นต่ำ ให้กรอกแค่ ยอดเริ่ม ของขั้นนั้น ไม่มีช่องกรอกยอดเพดานบน</w:t>
+      </w:r>
+    </w:p>
+    <w:p>
+      <w:pPr>
+        <w:pStyle w:val="ListParagraph"/>
+        <w:numPr>
+          <w:ilvl w:val="0"/>
+          <w:numId w:val="1"/>
+        </w:numPr>
+        <w:spacing w:after="40"/>
+      </w:pPr>
+      <w:r>
+        <w:rPr>
+          <w:b w:val="false"/>
+          <w:bCs w:val="false"/>
+          <w:sz w:val="28"/>
+          <w:szCs w:val="28"/>
+          <w:rFonts w:ascii="TH Sarabun New" w:cs="TH Sarabun New" w:eastAsia="TH Sarabun New" w:hAnsi="TH Sarabun New"/>
+        </w:rPr>
+        <w:t xml:space="preserve">ระบบจะนำ ยอดขายสะสมของเดือน มาเทียบ แล้วเลือก Rank สูงสุดที่ยอดถึงเกณฑ์ที่ตั้งไว้</w:t>
+      </w:r>
+    </w:p>
+    <w:p>
+      <w:pPr>
+        <w:pStyle w:val="ListParagraph"/>
+        <w:numPr>
+          <w:ilvl w:val="0"/>
+          <w:numId w:val="1"/>
+        </w:numPr>
+        <w:spacing w:after="40"/>
+      </w:pPr>
+      <w:r>
+        <w:rPr>
+          <w:b w:val="false"/>
+          <w:bCs w:val="false"/>
+          <w:sz w:val="28"/>
+          <w:szCs w:val="28"/>
+          <w:rFonts w:ascii="TH Sarabun New" w:cs="TH Sarabun New" w:eastAsia="TH Sarabun New" w:hAnsi="TH Sarabun New"/>
+        </w:rPr>
+        <w:t xml:space="preserve">เพดานบนของแต่ละขั้นเกิดขึ้นเองจากเกณฑ์ของขั้นถัดไป ไม่ต้องกรอก</w:t>
+      </w:r>
+    </w:p>
+    <w:p>
+      <w:pPr>
+        <w:pStyle w:val="ListParagraph"/>
+        <w:numPr>
+          <w:ilvl w:val="0"/>
+          <w:numId w:val="1"/>
+        </w:numPr>
+        <w:spacing w:after="40"/>
+      </w:pPr>
+      <w:r>
+        <w:rPr>
+          <w:b w:val="false"/>
+          <w:bCs w:val="false"/>
+          <w:sz w:val="28"/>
+          <w:szCs w:val="28"/>
+          <w:rFonts w:ascii="TH Sarabun New" w:cs="TH Sarabun New" w:eastAsia="TH Sarabun New" w:hAnsi="TH Sarabun New"/>
+        </w:rPr>
+        <w:t xml:space="preserve">ยอดที่ยังไม่ถึงเกณฑ์ขั้นต่ำสุด จะไม่ได้ Rank และคอมมิชชั่นเป็น 0</w:t>
+      </w:r>
+    </w:p>
+    <w:p>
+      <w:pPr>
+        <w:spacing w:after="100"/>
+      </w:pPr>
+      <w:r>
+        <w:rPr>
+          <w:b w:val="false"/>
+          <w:bCs w:val="false"/>
+          <w:sz w:val="28"/>
+          <w:szCs w:val="28"/>
+          <w:rFonts w:ascii="TH Sarabun New" w:cs="TH Sarabun New" w:eastAsia="TH Sarabun New" w:hAnsi="TH Sarabun New"/>
+        </w:rPr>
+        <w:t xml:space="preserve">ตัวอย่างการตั้งบันไดยอดขาย</w:t>
+      </w:r>
+    </w:p>
+    <w:p>
+      <w:pPr>
+        <w:pStyle w:val="ListParagraph"/>
+        <w:numPr>
+          <w:ilvl w:val="0"/>
+          <w:numId w:val="1"/>
+        </w:numPr>
+        <w:spacing w:after="40"/>
+      </w:pPr>
+      <w:r>
+        <w:rPr>
+          <w:b w:val="false"/>
+          <w:bCs w:val="false"/>
+          <w:sz w:val="28"/>
+          <w:szCs w:val="28"/>
+          <w:rFonts w:ascii="TH Sarabun New" w:cs="TH Sarabun New" w:eastAsia="TH Sarabun New" w:hAnsi="TH Sarabun New"/>
+        </w:rPr>
+        <w:t xml:space="preserve">Rank 1 กรอกเกณฑ์ขั้นต่ำ 1 วิธีจ่าย เปอร์เซ็นต์ อัตรา 1 ผลคือครอบยอด 1 ถึง 700,000 จ่าย 1 เปอร์เซ็นต์</w:t>
+      </w:r>
+    </w:p>
+    <w:p>
+      <w:pPr>
+        <w:pStyle w:val="ListParagraph"/>
+        <w:numPr>
+          <w:ilvl w:val="0"/>
+          <w:numId w:val="1"/>
+        </w:numPr>
+        <w:spacing w:after="40"/>
+      </w:pPr>
+      <w:r>
+        <w:rPr>
+          <w:b w:val="false"/>
+          <w:bCs w:val="false"/>
+          <w:sz w:val="28"/>
+          <w:szCs w:val="28"/>
+          <w:rFonts w:ascii="TH Sarabun New" w:cs="TH Sarabun New" w:eastAsia="TH Sarabun New" w:hAnsi="TH Sarabun New"/>
+        </w:rPr>
+        <w:t xml:space="preserve">Rank 2 กรอกเกณฑ์ขั้นต่ำ 700,001 วิธีจ่าย เปอร์เซ็นต์ อัตรา 1.5 ผลคือครอบยอด 700,001 ขึ้นไป จ่าย 1.5 เปอร์เซ็นต์</w:t>
+      </w:r>
+    </w:p>
+    <w:p>
+      <w:pPr>
+        <w:pStyle w:val="ListParagraph"/>
+        <w:numPr>
+          <w:ilvl w:val="0"/>
+          <w:numId w:val="1"/>
+        </w:numPr>
+        <w:spacing w:after="40"/>
+      </w:pPr>
+      <w:r>
+        <w:rPr>
+          <w:b w:val="false"/>
+          <w:bCs w:val="false"/>
+          <w:sz w:val="28"/>
+          <w:szCs w:val="28"/>
+          <w:rFonts w:ascii="TH Sarabun New" w:cs="TH Sarabun New" w:eastAsia="TH Sarabun New" w:hAnsi="TH Sarabun New"/>
+        </w:rPr>
+        <w:t xml:space="preserve">ช่วง 1 ถึง 700,000 ของ Rank 1 เกิดจากการที่ Rank 2 เริ่มที่ 700,001 พอดี ไม่ต้องกรอกเลขบน</w:t>
+      </w:r>
+    </w:p>
+    <w:p>
+      <w:pPr>
+        <w:pStyle w:val="ListParagraph"/>
+        <w:numPr>
+          <w:ilvl w:val="0"/>
+          <w:numId w:val="1"/>
+        </w:numPr>
+        <w:spacing w:after="40"/>
+      </w:pPr>
+      <w:r>
+        <w:rPr>
+          <w:b w:val="false"/>
+          <w:bCs w:val="false"/>
+          <w:sz w:val="28"/>
+          <w:szCs w:val="28"/>
+          <w:rFonts w:ascii="TH Sarabun New" w:cs="TH Sarabun New" w:eastAsia="TH Sarabun New" w:hAnsi="TH Sarabun New"/>
+        </w:rPr>
+        <w:t xml:space="preserve">ถ้าต้องการเปลี่ยนอัตราเมื่อยอดสูงขึ้นอีก ให้เพิ่ม Rank 3 โดยกรอกเกณฑ์ขั้นต่ำที่จุดถัดไป เช่น 1,200,001</w:t>
+      </w:r>
+    </w:p>
+    <w:p>
+      <w:pPr>
+        <w:pStyle w:val="ListParagraph"/>
+        <w:numPr>
+          <w:ilvl w:val="0"/>
+          <w:numId w:val="1"/>
+        </w:numPr>
+        <w:spacing w:after="40"/>
+      </w:pPr>
+      <w:r>
+        <w:rPr>
+          <w:b w:val="false"/>
+          <w:bCs w:val="false"/>
+          <w:sz w:val="28"/>
+          <w:szCs w:val="28"/>
+          <w:rFonts w:ascii="TH Sarabun New" w:cs="TH Sarabun New" w:eastAsia="TH Sarabun New" w:hAnsi="TH Sarabun New"/>
+        </w:rPr>
+        <w:t xml:space="preserve">ตัวอย่างการคิดเงิน พนักงานยอดสะสม 800,000 บาท ตกที่ Rank 2 คอมมิชชั่นเท่ากับ 1.5 คูณ 800,000 หาร 100 เท่ากับ 12,000 บาท</w:t>
+      </w:r>
+    </w:p>
+    <w:p>
+      <w:pPr>
+        <w:spacing w:after="100"/>
+      </w:pPr>
+      <w:r>
+        <w:rPr>
+          <w:b w:val="false"/>
+          <w:bCs w:val="false"/>
+          <w:sz w:val="28"/>
+          <w:szCs w:val="28"/>
+          <w:rFonts w:ascii="TH Sarabun New" w:cs="TH Sarabun New" w:eastAsia="TH Sarabun New" w:hAnsi="TH Sarabun New"/>
+        </w:rPr>
+        <w:t xml:space="preserve">สำคัญ ต้องตั้งบันได Rank ให้ครบทั้งสองหมวดแยกกัน คือ นวด+สินค้า และ ดื่ม</w:t>
+      </w:r>
+    </w:p>
+    <w:p>
+      <w:pPr>
+        <w:pStyle w:val="ListParagraph"/>
+        <w:numPr>
+          <w:ilvl w:val="0"/>
+          <w:numId w:val="1"/>
+        </w:numPr>
+        <w:spacing w:after="40"/>
+      </w:pPr>
+      <w:r>
+        <w:rPr>
+          <w:b w:val="false"/>
+          <w:bCs w:val="false"/>
+          <w:sz w:val="28"/>
+          <w:szCs w:val="28"/>
+          <w:rFonts w:ascii="TH Sarabun New" w:cs="TH Sarabun New" w:eastAsia="TH Sarabun New" w:hAnsi="TH Sarabun New"/>
+        </w:rPr>
+        <w:t xml:space="preserve">ถ้าตั้งเฉพาะหมวดนวด+สินค้า แต่ยังไม่ได้ตั้งหมวดดื่ม คอมมิชชั่นของหมวดดื่มจะเป็น 0 ทุกคน จนกว่าจะเข้าไปเลือกหมวด ดื่ม แล้วกรอกบันไดให้ครบ</w:t>
+      </w:r>
+    </w:p>
+    <w:p>
+      <w:pPr>
+        <w:pStyle w:val="ListParagraph"/>
+        <w:numPr>
+          <w:ilvl w:val="0"/>
+          <w:numId w:val="1"/>
+        </w:numPr>
+        <w:spacing w:after="40"/>
+      </w:pPr>
+      <w:r>
+        <w:rPr>
+          <w:b w:val="false"/>
+          <w:bCs w:val="false"/>
+          <w:sz w:val="28"/>
+          <w:szCs w:val="28"/>
+          <w:rFonts w:ascii="TH Sarabun New" w:cs="TH Sarabun New" w:eastAsia="TH Sarabun New" w:hAnsi="TH Sarabun New"/>
+        </w:rPr>
+        <w:t xml:space="preserve">ตั้งครั้งเดียวใช้ได้ตลอด แก้ไขภายหลังได้ทุกเมื่อ และการแก้เกณฑ์จะมีผลกับเดือนปัจจุบันที่ยังไม่ปิดรอบเท่านั้น เดือนที่ปิดรอบไปแล้วค่าคงเดิม</w:t>
       </w:r>
     </w:p>
     <w:p>
